--- a/data/education/Договор_на_обучение.docx
+++ b/data/education/Договор_на_обучение.docx
@@ -129,7 +129,43 @@
           <w:sz w:val="22"/>
           <w:szCs w:val="22"/>
         </w:rPr>
-        <w:t>Закрытое акционерное общество «Региональный аттестационный центр» (далее – ЗАО «РАЦ»), осуществляющее образовательную деятельность на основании лицензии № Л035-01216-73/00266950, выданной 16 марта 2022 года Министерством просвещения и воспитания Ульяновской области, в соответствии с решением Межведомственной комиссии по защите государственной тайны от 29 сентября 2022 г. № 436, а также лицензией № 0122055 на осуществление работ, связанных с использованием сведений, составляющих государственную тайну, выданной 26 апреля 2024 года УФСБ России по Ульяновской области, именуемое в дальнейшем «Исполнитель», в лице директора Быкина Валерия Викторовича, действующего на основании Устава</w:t>
+        <w:t xml:space="preserve">Закрытое акционерное общество «Региональный аттестационный центр» (далее – ЗАО «РАЦ»), осуществляющее образовательную деятельность на основании лицензии № Л035-01216-73/00266950, выданной 16 марта 2022 года Министерством просвещения и воспитания Ульяновской области, в соответствии с решением Межведомственной комиссии по защите государственной тайны от 29 сентября 2022 г. № 436, а также лицензией № 0122055 на осуществление работ, связанных с использованием сведений, составляющих государственную тайну, выданной 26 апреля 2024 года УФСБ России по Ульяновской области, именуемое в дальнейшем «Исполнитель», в лице директора Быкина </w:t>
+      </w:r>
+      <w:r>
+        <w:rPr>
+          <w:b w:val="false"/>
+          <w:i w:val="false"/>
+          <w:sz w:val="22"/>
+          <w:szCs w:val="22"/>
+        </w:rPr>
+        <w:t>Дмитрия</w:t>
+      </w:r>
+      <w:r>
+        <w:rPr>
+          <w:b w:val="false"/>
+          <w:i w:val="false"/>
+          <w:sz w:val="22"/>
+          <w:szCs w:val="22"/>
+        </w:rPr>
+        <w:t xml:space="preserve"> В</w:t>
+      </w:r>
+      <w:r>
+        <w:rPr>
+          <w:b w:val="false"/>
+          <w:i w:val="false"/>
+          <w:sz w:val="22"/>
+          <w:szCs w:val="22"/>
+        </w:rPr>
+        <w:t>алерьевича</w:t>
+      </w:r>
+      <w:r>
+        <w:rPr>
+          <w:b w:val="false"/>
+          <w:i w:val="false"/>
+          <w:sz w:val="22"/>
+          <w:szCs w:val="22"/>
+        </w:rPr>
+        <w:t>, действующего на основании Устава</w:t>
       </w:r>
       <w:r>
         <w:rPr>
@@ -301,8 +337,8 @@
       </w:tblPr>
       <w:tblGrid>
         <w:gridCol w:w="4527"/>
-        <w:gridCol w:w="2266"/>
-        <w:gridCol w:w="2841"/>
+        <w:gridCol w:w="2265"/>
+        <w:gridCol w:w="2842"/>
       </w:tblGrid>
       <w:tr>
         <w:trPr/>
@@ -343,7 +379,7 @@
         </w:tc>
         <w:tc>
           <w:tcPr>
-            <w:tcW w:w="2266" w:type="dxa"/>
+            <w:tcW w:w="2265" w:type="dxa"/>
             <w:tcBorders/>
             <w:shd w:fill="auto" w:val="clear"/>
             <w:vAlign w:val="center"/>
@@ -378,7 +414,7 @@
         </w:tc>
         <w:tc>
           <w:tcPr>
-            <w:tcW w:w="2841" w:type="dxa"/>
+            <w:tcW w:w="2842" w:type="dxa"/>
             <w:tcBorders/>
             <w:shd w:fill="auto" w:val="clear"/>
             <w:vAlign w:val="center"/>
@@ -476,7 +512,7 @@
         </w:tc>
         <w:tc>
           <w:tcPr>
-            <w:tcW w:w="2266" w:type="dxa"/>
+            <w:tcW w:w="2265" w:type="dxa"/>
             <w:tcBorders/>
             <w:shd w:fill="auto" w:val="clear"/>
           </w:tcPr>
@@ -510,7 +546,7 @@
         </w:tc>
         <w:tc>
           <w:tcPr>
-            <w:tcW w:w="2841" w:type="dxa"/>
+            <w:tcW w:w="2842" w:type="dxa"/>
             <w:tcBorders/>
             <w:shd w:fill="auto" w:val="clear"/>
           </w:tcPr>
@@ -2845,7 +2881,7 @@
         <w:tblInd w:w="0" w:type="dxa"/>
         <w:tblCellMar>
           <w:top w:w="0" w:type="dxa"/>
-          <w:left w:w="133" w:type="dxa"/>
+          <w:left w:w="138" w:type="dxa"/>
           <w:bottom w:w="0" w:type="dxa"/>
           <w:right w:w="108" w:type="dxa"/>
         </w:tblCellMar>
@@ -3447,17 +3483,7 @@
                 <w:sz w:val="24"/>
                 <w:szCs w:val="24"/>
               </w:rPr>
-              <w:t xml:space="preserve">Директор  </w:t>
-            </w:r>
-            <w:r>
-              <w:rPr>
-                <w:b w:val="false"/>
-                <w:i w:val="false"/>
-                <w:iCs w:val="false"/>
-                <w:sz w:val="24"/>
-                <w:szCs w:val="24"/>
-              </w:rPr>
-              <w:t>ЗАО «РАЦ»</w:t>
+              <w:t>Директор  ЗАО «РАЦ»</w:t>
             </w:r>
           </w:p>
           <w:p>
@@ -3468,10 +3494,7 @@
                 <w:tab w:val="right" w:pos="10152" w:leader="none"/>
               </w:tabs>
               <w:jc w:val="center"/>
-              <w:rPr>
-                <w:sz w:val="24"/>
-                <w:szCs w:val="24"/>
-              </w:rPr>
+              <w:rPr/>
             </w:pPr>
             <w:r>
               <w:rPr>
@@ -3489,7 +3512,16 @@
                 <w:szCs w:val="24"/>
                 <w:lang w:val="ru-RU"/>
               </w:rPr>
-              <w:t>В.В. Быкин</w:t>
+              <w:t>Д</w:t>
+            </w:r>
+            <w:r>
+              <w:rPr>
+                <w:bCs/>
+                <w:sz w:val="24"/>
+                <w:szCs w:val="24"/>
+                <w:lang w:val="ru-RU"/>
+              </w:rPr>
+              <w:t>.В. Быкин</w:t>
             </w:r>
           </w:p>
           <w:p>
@@ -3529,8 +3561,7 @@
             </w:pPr>
             <w:r>
               <w:rPr>
-                <w:sz w:val="24"/>
-                <w:szCs w:val="24"/>
+                <w:bCs/>
               </w:rPr>
             </w:r>
           </w:p>
@@ -3581,23 +3612,7 @@
                 <w:sz w:val="24"/>
                 <w:szCs w:val="24"/>
               </w:rPr>
-              <w:t xml:space="preserve"> 20</w:t>
-            </w:r>
-            <w:r>
-              <w:rPr>
-                <w:bCs/>
-                <w:sz w:val="24"/>
-                <w:szCs w:val="24"/>
-              </w:rPr>
-              <w:t xml:space="preserve">26 </w:t>
-            </w:r>
-            <w:r>
-              <w:rPr>
-                <w:bCs/>
-                <w:sz w:val="24"/>
-                <w:szCs w:val="24"/>
-              </w:rPr>
-              <w:t xml:space="preserve">г. </w:t>
+              <w:t xml:space="preserve"> 2026 г. </w:t>
             </w:r>
           </w:p>
           <w:p>
@@ -4238,8 +4253,8 @@
       <w:tblGrid>
         <w:gridCol w:w="447"/>
         <w:gridCol w:w="3796"/>
-        <w:gridCol w:w="3123"/>
-        <w:gridCol w:w="2267"/>
+        <w:gridCol w:w="3124"/>
+        <w:gridCol w:w="2266"/>
       </w:tblGrid>
       <w:tr>
         <w:trPr>
@@ -4344,7 +4359,7 @@
         </w:tc>
         <w:tc>
           <w:tcPr>
-            <w:tcW w:w="3123" w:type="dxa"/>
+            <w:tcW w:w="3124" w:type="dxa"/>
             <w:tcBorders/>
             <w:shd w:fill="auto" w:val="clear"/>
             <w:vAlign w:val="center"/>
@@ -4379,7 +4394,7 @@
         </w:tc>
         <w:tc>
           <w:tcPr>
-            <w:tcW w:w="2267" w:type="dxa"/>
+            <w:tcW w:w="2266" w:type="dxa"/>
             <w:tcBorders/>
             <w:shd w:fill="auto" w:val="clear"/>
             <w:vAlign w:val="center"/>
@@ -4492,7 +4507,7 @@
         </w:tc>
         <w:tc>
           <w:tcPr>
-            <w:tcW w:w="3123" w:type="dxa"/>
+            <w:tcW w:w="3124" w:type="dxa"/>
             <w:tcBorders/>
             <w:shd w:fill="auto" w:val="clear"/>
           </w:tcPr>
@@ -4527,7 +4542,7 @@
         </w:tc>
         <w:tc>
           <w:tcPr>
-            <w:tcW w:w="2267" w:type="dxa"/>
+            <w:tcW w:w="2266" w:type="dxa"/>
             <w:tcBorders/>
             <w:shd w:fill="auto" w:val="clear"/>
           </w:tcPr>
@@ -4638,7 +4653,7 @@
         </w:tc>
         <w:tc>
           <w:tcPr>
-            <w:tcW w:w="3123" w:type="dxa"/>
+            <w:tcW w:w="3124" w:type="dxa"/>
             <w:tcBorders/>
             <w:shd w:fill="auto" w:val="clear"/>
           </w:tcPr>
@@ -4673,7 +4688,7 @@
         </w:tc>
         <w:tc>
           <w:tcPr>
-            <w:tcW w:w="2267" w:type="dxa"/>
+            <w:tcW w:w="2266" w:type="dxa"/>
             <w:tcBorders/>
             <w:shd w:fill="auto" w:val="clear"/>
           </w:tcPr>
@@ -4766,7 +4781,7 @@
         <w:tblInd w:w="0" w:type="dxa"/>
         <w:tblCellMar>
           <w:top w:w="0" w:type="dxa"/>
-          <w:left w:w="133" w:type="dxa"/>
+          <w:left w:w="138" w:type="dxa"/>
           <w:bottom w:w="0" w:type="dxa"/>
           <w:right w:w="108" w:type="dxa"/>
         </w:tblCellMar>
@@ -5462,8 +5477,9 @@
             </w:pPr>
             <w:r>
               <w:rPr>
-                <w:sz w:val="24"/>
-                <w:szCs w:val="24"/>
+                <w:b w:val="false"/>
+                <w:i w:val="false"/>
+                <w:iCs w:val="false"/>
               </w:rPr>
             </w:r>
           </w:p>
@@ -5489,17 +5505,7 @@
                 <w:sz w:val="24"/>
                 <w:szCs w:val="24"/>
               </w:rPr>
-              <w:t xml:space="preserve">Директор  </w:t>
-            </w:r>
-            <w:r>
-              <w:rPr>
-                <w:b w:val="false"/>
-                <w:i w:val="false"/>
-                <w:iCs w:val="false"/>
-                <w:sz w:val="24"/>
-                <w:szCs w:val="24"/>
-              </w:rPr>
-              <w:t>ЗАО «РАЦ»</w:t>
+              <w:t>Директор  ЗАО «РАЦ»</w:t>
             </w:r>
           </w:p>
           <w:p>
@@ -5531,7 +5537,16 @@
                 <w:szCs w:val="24"/>
                 <w:lang w:val="ru-RU"/>
               </w:rPr>
-              <w:t>В.В. Быкин</w:t>
+              <w:t>Д</w:t>
+            </w:r>
+            <w:r>
+              <w:rPr>
+                <w:bCs/>
+                <w:sz w:val="24"/>
+                <w:szCs w:val="24"/>
+                <w:lang w:val="ru-RU"/>
+              </w:rPr>
+              <w:t>.В. Быкин</w:t>
             </w:r>
           </w:p>
           <w:p>
@@ -5571,8 +5586,7 @@
             </w:pPr>
             <w:r>
               <w:rPr>
-                <w:sz w:val="24"/>
-                <w:szCs w:val="24"/>
+                <w:bCs/>
               </w:rPr>
             </w:r>
           </w:p>
@@ -5613,23 +5627,7 @@
                 <w:sz w:val="24"/>
                 <w:szCs w:val="24"/>
               </w:rPr>
-              <w:t xml:space="preserve"> 20</w:t>
-            </w:r>
-            <w:r>
-              <w:rPr>
-                <w:bCs/>
-                <w:sz w:val="24"/>
-                <w:szCs w:val="24"/>
-              </w:rPr>
-              <w:t xml:space="preserve">26 </w:t>
-            </w:r>
-            <w:r>
-              <w:rPr>
-                <w:bCs/>
-                <w:sz w:val="24"/>
-                <w:szCs w:val="24"/>
-              </w:rPr>
-              <w:t xml:space="preserve">г. </w:t>
+              <w:t xml:space="preserve"> 2026 г. </w:t>
             </w:r>
           </w:p>
           <w:p>
@@ -8511,6 +8509,7 @@
         <w:rPr>
           <w:rStyle w:val="Style22"/>
         </w:rPr>
+        <w:tab/>
         <w:tab/>
         <w:tab/>
         <w:tab/>
@@ -9459,6 +9458,18 @@
       <w:szCs w:val="24"/>
     </w:rPr>
   </w:style>
+  <w:style w:type="character" w:styleId="ListLabel7">
+    <w:name w:val="ListLabel 7"/>
+    <w:qFormat/>
+    <w:rPr>
+      <w:b w:val="false"/>
+      <w:bCs w:val="false"/>
+      <w:i w:val="false"/>
+      <w:iCs w:val="false"/>
+      <w:sz w:val="24"/>
+      <w:szCs w:val="24"/>
+    </w:rPr>
+  </w:style>
   <w:style w:type="paragraph" w:styleId="Style24">
     <w:name w:val="Заголовок"/>
     <w:basedOn w:val="Normal"/>
